--- a/강의계획서.docx
+++ b/강의계획서.docx
@@ -60,7 +60,7 @@
         </w:p>
       </w:sdtContent>
     </w:sdt>
-    <w:bookmarkStart w:id="36" w:name="강의계획서"/>
+    <w:bookmarkStart w:id="37" w:name="강의계획서"/>
     <w:p>
       <w:pPr>
         <w:pStyle w:val="Heading1"/>
@@ -69,7 +69,7 @@
         <w:t xml:space="preserve">강의계획서</w:t>
       </w:r>
     </w:p>
-    <w:bookmarkStart w:id="14" w:name="X9b58938b5d08702a7050a64692a2de13aa8b486"/>
+    <w:bookmarkStart w:id="15" w:name="X9b58938b5d08702a7050a64692a2de13aa8b486"/>
     <w:p>
       <w:pPr>
         <w:pStyle w:val="Heading2"/>
@@ -540,7 +540,7 @@
       </w:r>
     </w:p>
     <w:bookmarkEnd w:id="12"/>
-    <w:bookmarkStart w:id="13" w:name="X4fc9bdd6a241b78e0854629dc0fabd785594a77"/>
+    <w:bookmarkStart w:id="14" w:name="X4fc9bdd6a241b78e0854629dc0fabd785594a77"/>
     <w:p>
       <w:pPr>
         <w:pStyle w:val="Heading3"/>
@@ -706,6 +706,41 @@
           </w:p>
         </w:tc>
       </w:tr>
+      <w:tr>
+        <w:tc>
+          <w:tcPr/>
+          <w:p>
+            <w:pPr>
+              <w:pStyle w:val="Compact"/>
+            </w:pPr>
+            <w:r>
+              <w:t xml:space="preserve">자료 저장소</w:t>
+            </w:r>
+          </w:p>
+        </w:tc>
+        <w:tc>
+          <w:tcPr/>
+          <w:p>
+            <w:pPr>
+              <w:pStyle w:val="Compact"/>
+            </w:pPr>
+            <w:hyperlink r:id="rId13">
+              <w:r>
+                <w:rPr>
+                  <w:rStyle w:val="Hyperlink"/>
+                </w:rPr>
+                <w:t xml:space="preserve">https://github.com/prof-lijar/ai-agent-lecture-jvision</w:t>
+              </w:r>
+            </w:hyperlink>
+            <w:r>
+              <w:t xml:space="preserve"> </w:t>
+            </w:r>
+            <w:r>
+              <w:t xml:space="preserve">(private)</w:t>
+            </w:r>
+          </w:p>
+        </w:tc>
+      </w:tr>
     </w:tbl>
     <w:p>
       <w:r>
@@ -714,9 +749,9 @@
         </w:pict>
       </w:r>
     </w:p>
-    <w:bookmarkEnd w:id="13"/>
     <w:bookmarkEnd w:id="14"/>
-    <w:bookmarkStart w:id="15" w:name="X5a0607dbf7a712f33764d742980a241df116314"/>
+    <w:bookmarkEnd w:id="15"/>
+    <w:bookmarkStart w:id="16" w:name="X5a0607dbf7a712f33764d742980a241df116314"/>
     <w:p>
       <w:pPr>
         <w:pStyle w:val="Heading2"/>
@@ -1045,8 +1080,8 @@
         </w:pict>
       </w:r>
     </w:p>
-    <w:bookmarkEnd w:id="15"/>
-    <w:bookmarkStart w:id="20" w:name="X3681ba4eefa64466ff61c15d4fbd0915e95f6b4"/>
+    <w:bookmarkEnd w:id="16"/>
+    <w:bookmarkStart w:id="21" w:name="X3681ba4eefa64466ff61c15d4fbd0915e95f6b4"/>
     <w:p>
       <w:pPr>
         <w:pStyle w:val="Heading2"/>
@@ -1055,7 +1090,7 @@
         <w:t xml:space="preserve">3. Day 1 — 컴포넌트 학습 + 공통 프로젝트 빌드</w:t>
       </w:r>
     </w:p>
-    <w:bookmarkStart w:id="16" w:name="Xb1c7d28b7ba0f50350bd2c1636796f767dc07e0"/>
+    <w:bookmarkStart w:id="17" w:name="Xb1c7d28b7ba0f50350bd2c1636796f767dc07e0"/>
     <w:p>
       <w:pPr>
         <w:pStyle w:val="Heading3"/>
@@ -1130,8 +1165,8 @@
         <w:t xml:space="preserve">끝날 때 "친구야, 다음 주말에 갈 데 추천해줘" 한 줄로 진짜 여행 일정이 나오는 시연 가능</w:t>
       </w:r>
     </w:p>
-    <w:bookmarkEnd w:id="16"/>
-    <w:bookmarkStart w:id="17" w:name="Xd24f8de2449292fc275074e9c6c3817d38fcb66"/>
+    <w:bookmarkEnd w:id="17"/>
+    <w:bookmarkStart w:id="18" w:name="Xd24f8de2449292fc275074e9c6c3817d38fcb66"/>
     <w:p>
       <w:pPr>
         <w:pStyle w:val="Heading3"/>
@@ -1225,8 +1260,8 @@
         <w:t xml:space="preserve">내일 본인 프로젝트 주제 후보 1개 (1:1 컨펌 완료)</w:t>
       </w:r>
     </w:p>
-    <w:bookmarkEnd w:id="17"/>
-    <w:bookmarkStart w:id="18" w:name="X14d1002b4d8b4c5bc80d0012f753a55ab098075"/>
+    <w:bookmarkEnd w:id="18"/>
+    <w:bookmarkStart w:id="19" w:name="X14d1002b4d8b4c5bc80d0012f753a55ab098075"/>
     <w:p>
       <w:pPr>
         <w:pStyle w:val="Heading3"/>
@@ -2010,8 +2045,8 @@
         </w:tc>
       </w:tr>
     </w:tbl>
-    <w:bookmarkEnd w:id="18"/>
-    <w:bookmarkStart w:id="19" w:name="Xdf377bbcbf6a5daf0ebe314e68844862cbd5331"/>
+    <w:bookmarkEnd w:id="19"/>
+    <w:bookmarkStart w:id="20" w:name="Xdf377bbcbf6a5daf0ebe314e68844862cbd5331"/>
     <w:p>
       <w:pPr>
         <w:pStyle w:val="Heading3"/>
@@ -2099,9 +2134,9 @@
         </w:pict>
       </w:r>
     </w:p>
-    <w:bookmarkEnd w:id="19"/>
     <w:bookmarkEnd w:id="20"/>
-    <w:bookmarkStart w:id="25" w:name="X8473d42c35580404d17fe866a7aee19f41270e7"/>
+    <w:bookmarkEnd w:id="21"/>
+    <w:bookmarkStart w:id="26" w:name="X8473d42c35580404d17fe866a7aee19f41270e7"/>
     <w:p>
       <w:pPr>
         <w:pStyle w:val="Heading2"/>
@@ -2110,7 +2145,7 @@
         <w:t xml:space="preserve">4. Day 2 — Harness · Skills · 커스텀 도구 · 디버깅 · 평가 (본인 프로젝트)</w:t>
       </w:r>
     </w:p>
-    <w:bookmarkStart w:id="21" w:name="Xfd664a80781d2cd2adcb94fd647b5264706e312"/>
+    <w:bookmarkStart w:id="22" w:name="Xfd664a80781d2cd2adcb94fd647b5264706e312"/>
     <w:p>
       <w:pPr>
         <w:pStyle w:val="Heading3"/>
@@ -2140,8 +2175,8 @@
         <w:t xml:space="preserve">의 5가지 깊이를 한 번씩 경험한다 — Agent Harness 이해 / Skills 추가 / 커스텀 도구 작성 / 디버깅 / 평가.</w:t>
       </w:r>
     </w:p>
-    <w:bookmarkEnd w:id="21"/>
-    <w:bookmarkStart w:id="22" w:name="X878e7b401d65d92a43b00ab7552ad31d1ad831a"/>
+    <w:bookmarkEnd w:id="22"/>
+    <w:bookmarkStart w:id="23" w:name="X878e7b401d65d92a43b00ab7552ad31d1ad831a"/>
     <w:p>
       <w:pPr>
         <w:pStyle w:val="Heading3"/>
@@ -2252,8 +2287,8 @@
         <w:t xml:space="preserve">README + 그래프 PNG + 1분 데모 영상</w:t>
       </w:r>
     </w:p>
-    <w:bookmarkEnd w:id="22"/>
-    <w:bookmarkStart w:id="23" w:name="X196f77ca5c84bcda431c5a2ebdcc0f27419d215"/>
+    <w:bookmarkEnd w:id="23"/>
+    <w:bookmarkStart w:id="24" w:name="X196f77ca5c84bcda431c5a2ebdcc0f27419d215"/>
     <w:p>
       <w:pPr>
         <w:pStyle w:val="Heading3"/>
@@ -2959,8 +2994,8 @@
         </w:tc>
       </w:tr>
     </w:tbl>
-    <w:bookmarkEnd w:id="23"/>
-    <w:bookmarkStart w:id="24" w:name="X9f96aed53da07c1cf054befca504aee9107a6c4"/>
+    <w:bookmarkEnd w:id="24"/>
+    <w:bookmarkStart w:id="25" w:name="X9f96aed53da07c1cf054befca504aee9107a6c4"/>
     <w:p>
       <w:pPr>
         <w:pStyle w:val="Heading3"/>
@@ -3048,9 +3083,9 @@
         </w:pict>
       </w:r>
     </w:p>
-    <w:bookmarkEnd w:id="24"/>
     <w:bookmarkEnd w:id="25"/>
-    <w:bookmarkStart w:id="31" w:name="X20b7664ef859d7cf1e1a1bf1c44dbc4213d6def"/>
+    <w:bookmarkEnd w:id="26"/>
+    <w:bookmarkStart w:id="32" w:name="X20b7664ef859d7cf1e1a1bf1c44dbc4213d6def"/>
     <w:p>
       <w:pPr>
         <w:pStyle w:val="Heading2"/>
@@ -3105,24 +3140,21 @@
         <w:t xml:space="preserve">사람의 실제 업무를 대신</w:t>
       </w:r>
       <w:r>
-        <w:t xml:space="preserve">하는 시나리오로 설계되었다. 24/7 자동 실행은 강의 후 학습 로드맵에서 다룬다. 상세 스펙은</w:t>
+        <w:t xml:space="preserve">하는 시나리오로 설계되었다. 24/7 자동 실행은 강의 후 학습 로드맵에서 다룬다. 상세 스펙:</w:t>
       </w:r>
       <w:r>
         <w:t xml:space="preserve"> </w:t>
       </w:r>
-      <w:hyperlink r:id="rId26">
+      <w:hyperlink r:id="rId27">
         <w:r>
           <w:rPr>
-            <w:rStyle w:val="VerbatimChar"/>
+            <w:rStyle w:val="Hyperlink"/>
           </w:rPr>
-          <w:t xml:space="preserve">materials/project-themes.md</w:t>
+          <w:t xml:space="preserve">https://github.com/prof-lijar/ai-agent-lecture-jvision/blob/main/materials/project-themes.md</w:t>
         </w:r>
       </w:hyperlink>
-      <w:r>
-        <w:t xml:space="preserve">.</w:t>
-      </w:r>
-    </w:p>
-    <w:bookmarkStart w:id="27" w:name="X59eee2f17959e9c713527340dc26fb24dee1589"/>
+    </w:p>
+    <w:bookmarkStart w:id="28" w:name="X59eee2f17959e9c713527340dc26fb24dee1589"/>
     <w:p>
       <w:pPr>
         <w:pStyle w:val="Heading3"/>
@@ -3313,8 +3345,8 @@
         </w:tc>
       </w:tr>
     </w:tbl>
-    <w:bookmarkEnd w:id="27"/>
-    <w:bookmarkStart w:id="28" w:name="X26ff0e44252f2a4572f5c597bdb9e5c6cace876"/>
+    <w:bookmarkEnd w:id="28"/>
+    <w:bookmarkStart w:id="29" w:name="X26ff0e44252f2a4572f5c597bdb9e5c6cace876"/>
     <w:p>
       <w:pPr>
         <w:pStyle w:val="Heading3"/>
@@ -3490,8 +3522,8 @@
         </w:tc>
       </w:tr>
     </w:tbl>
-    <w:bookmarkEnd w:id="28"/>
-    <w:bookmarkStart w:id="29" w:name="Xc779323976cfcc390b6bcf41bdcc76cca4a2fb9"/>
+    <w:bookmarkEnd w:id="29"/>
+    <w:bookmarkStart w:id="30" w:name="Xc779323976cfcc390b6bcf41bdcc76cca4a2fb9"/>
     <w:p>
       <w:pPr>
         <w:pStyle w:val="Heading3"/>
@@ -3667,8 +3699,8 @@
         </w:tc>
       </w:tr>
     </w:tbl>
-    <w:bookmarkEnd w:id="29"/>
-    <w:bookmarkStart w:id="30" w:name="X37128e658438bdd830c825d94a217acba81460a"/>
+    <w:bookmarkEnd w:id="30"/>
+    <w:bookmarkStart w:id="31" w:name="X37128e658438bdd830c825d94a217acba81460a"/>
     <w:p>
       <w:pPr>
         <w:pStyle w:val="Heading3"/>
@@ -3875,9 +3907,9 @@
         </w:pict>
       </w:r>
     </w:p>
-    <w:bookmarkEnd w:id="30"/>
     <w:bookmarkEnd w:id="31"/>
-    <w:bookmarkStart w:id="32" w:name="X561c469a15ad9670e6c3fa23403a0e814ade111"/>
+    <w:bookmarkEnd w:id="32"/>
+    <w:bookmarkStart w:id="33" w:name="X561c469a15ad9670e6c3fa23403a0e814ade111"/>
     <w:p>
       <w:pPr>
         <w:pStyle w:val="Heading2"/>
@@ -4098,8 +4130,8 @@
         </w:pict>
       </w:r>
     </w:p>
-    <w:bookmarkEnd w:id="32"/>
-    <w:bookmarkStart w:id="34" w:name="X262f2fbca6f191c2d0735adebdc6e9ddea8bfb9"/>
+    <w:bookmarkEnd w:id="33"/>
+    <w:bookmarkStart w:id="35" w:name="X262f2fbca6f191c2d0735adebdc6e9ddea8bfb9"/>
     <w:p>
       <w:pPr>
         <w:pStyle w:val="Heading2"/>
@@ -4113,22 +4145,19 @@
         <w:pStyle w:val="FirstParagraph"/>
       </w:pPr>
       <w:r>
-        <w:t xml:space="preserve">상세 정의·도구·"왜 알아야 하는가"는</w:t>
+        <w:t xml:space="preserve">상세 정의·도구·"왜 알아야 하는가"는 용어집 참고:</w:t>
       </w:r>
       <w:r>
         <w:t xml:space="preserve"> </w:t>
       </w:r>
-      <w:hyperlink r:id="rId33">
+      <w:hyperlink r:id="rId34">
         <w:r>
           <w:rPr>
-            <w:rStyle w:val="VerbatimChar"/>
+            <w:rStyle w:val="Hyperlink"/>
           </w:rPr>
-          <w:t xml:space="preserve">materials/concepts-glossary.md</w:t>
+          <w:t xml:space="preserve">https://github.com/prof-lijar/ai-agent-lecture-jvision/blob/main/materials/concepts-glossary.md</w:t>
         </w:r>
       </w:hyperlink>
-      <w:r>
-        <w:t xml:space="preserve">.</w:t>
-      </w:r>
     </w:p>
     <w:tbl>
       <w:tblPr>
@@ -4690,8 +4719,8 @@
         </w:pict>
       </w:r>
     </w:p>
-    <w:bookmarkEnd w:id="34"/>
-    <w:bookmarkStart w:id="35" w:name="Xda8a8b2a07a4d18252e30b4c63ef560b363e9cd"/>
+    <w:bookmarkEnd w:id="35"/>
+    <w:bookmarkStart w:id="36" w:name="Xda8a8b2a07a4d18252e30b4c63ef560b363e9cd"/>
     <w:p>
       <w:pPr>
         <w:pStyle w:val="Heading2"/>
@@ -4718,8 +4747,8 @@
         <w:t xml:space="preserve">— 질의응답 + 후속 프로젝트 협업 + 채용/포트폴리오 피드백.</w:t>
       </w:r>
     </w:p>
-    <w:bookmarkEnd w:id="35"/>
     <w:bookmarkEnd w:id="36"/>
+    <w:bookmarkEnd w:id="37"/>
     <w:sectPr>
       <w:footnotePr>
         <w:numRestart w:val="eachSect"/>
